--- a/Knowledge/2-Science/3-Social science/1-Linguistics/0-Intro to Linguistics/1-Learning Source (book)/Source - Intro to Linguistics - Learning Source (book).docx
+++ b/Knowledge/2-Science/3-Social science/1-Linguistics/0-Intro to Linguistics/1-Learning Source (book)/Source - Intro to Linguistics - Learning Source (book).docx
@@ -205,7 +205,25 @@
           <w:sz w:val="18"/>
           <w:szCs w:val="18"/>
         </w:rPr>
-        <w:t>Library Genesis (LibGen) (https://libgen.li)</w:t>
+        <w:t>Library Genesis (</w:t>
+      </w:r>
+      <w:proofErr w:type="spellStart"/>
+      <w:r>
+        <w:rPr>
+          <w:bCs/>
+          <w:sz w:val="18"/>
+          <w:szCs w:val="18"/>
+        </w:rPr>
+        <w:t>LibGen</w:t>
+      </w:r>
+      <w:proofErr w:type="spellEnd"/>
+      <w:r>
+        <w:rPr>
+          <w:bCs/>
+          <w:sz w:val="18"/>
+          <w:szCs w:val="18"/>
+        </w:rPr>
+        <w:t>) (https://libgen.li)</w:t>
       </w:r>
     </w:p>
     <w:p>
@@ -764,7 +782,43 @@
           <w:sz w:val="18"/>
           <w:szCs w:val="18"/>
         </w:rPr>
-        <w:t>StorageType: Cloud -&gt; Platform: GitHub -&gt; Account: topicsscience -&gt; Repository: kingdomheartsknowledge -&gt; Path: Knowledge/2-Science/3-Social science/1-Linguistics/0-Intro to Linguistics/..</w:t>
+        <w:t xml:space="preserve">Data Path: Content Storage Folder -&gt; </w:t>
+      </w:r>
+      <w:proofErr w:type="spellStart"/>
+      <w:r>
+        <w:rPr>
+          <w:bCs/>
+          <w:sz w:val="18"/>
+          <w:szCs w:val="18"/>
+        </w:rPr>
+        <w:t>ContentStorage</w:t>
+      </w:r>
+      <w:proofErr w:type="spellEnd"/>
+      <w:r>
+        <w:rPr>
+          <w:bCs/>
+          <w:sz w:val="18"/>
+          <w:szCs w:val="18"/>
+        </w:rPr>
+        <w:t xml:space="preserve"> Database -&gt; Folders Table -&gt; ID Column: 8, </w:t>
+      </w:r>
+      <w:proofErr w:type="spellStart"/>
+      <w:r>
+        <w:rPr>
+          <w:bCs/>
+          <w:sz w:val="18"/>
+          <w:szCs w:val="18"/>
+        </w:rPr>
+        <w:t>FolderOrFileName</w:t>
+      </w:r>
+      <w:proofErr w:type="spellEnd"/>
+      <w:r>
+        <w:rPr>
+          <w:bCs/>
+          <w:sz w:val="18"/>
+          <w:szCs w:val="18"/>
+        </w:rPr>
+        <w:t xml:space="preserve"> Column: Intro to Linguistics</w:t>
       </w:r>
     </w:p>
     <w:p>
